--- a/client_rules/Liberty Mutual - Supp Assist.docx
+++ b/client_rules/Liberty Mutual - Supp Assist.docx
@@ -40,7 +40,37 @@
           <w:b/>
           <w:bCs/>
         </w:rPr>
-        <w:t>a supplement that was not originally handled/written by SCA.  This file was handled virtually by the client, where the supplement now requires a physical re-inspection.</w:t>
+        <w:t xml:space="preserve">a supplement that was not originally handled/written by </w:t>
+      </w:r>
+      <w:r>
+        <w:rPr>
+          <w:b/>
+          <w:bCs/>
+        </w:rPr>
+        <w:t>the IA Company</w:t>
+      </w:r>
+      <w:r>
+        <w:rPr>
+          <w:b/>
+          <w:bCs/>
+        </w:rPr>
+        <w:t xml:space="preserve">.  This file was handled virtually by the client, where the supplement now requires </w:t>
+      </w:r>
+      <w:proofErr w:type="gramStart"/>
+      <w:r>
+        <w:rPr>
+          <w:b/>
+          <w:bCs/>
+        </w:rPr>
+        <w:t>a physical</w:t>
+      </w:r>
+      <w:proofErr w:type="gramEnd"/>
+      <w:r>
+        <w:rPr>
+          <w:b/>
+          <w:bCs/>
+        </w:rPr>
+        <w:t xml:space="preserve"> re-inspection.</w:t>
       </w:r>
     </w:p>
     <w:p>
@@ -66,7 +96,13 @@
     </w:p>
     <w:p>
       <w:r>
-        <w:t>·       Obtain a copy of the original estimate.  (This should have been provided to you with the assignment).  If you did not receive a copy of the original estimate, please contact your SCA Regional Coordinator for assistance. </w:t>
+        <w:t xml:space="preserve">·       Obtain a copy of the original estimate.  (This should have been provided to you with the assignment).  If you did not receive a copy of the original estimate, please contact your </w:t>
+      </w:r>
+      <w:r>
+        <w:t>IA Company Rep</w:t>
+      </w:r>
+      <w:r>
+        <w:t xml:space="preserve"> for assistance. </w:t>
       </w:r>
     </w:p>
     <w:p>
@@ -94,7 +130,13 @@
     </w:p>
     <w:p>
       <w:r>
-        <w:t>·      When ready write the supplement which SCA was assigned to handle, delete your previously locked one-line estimate/supplements and write the complete estimate, </w:t>
+        <w:t xml:space="preserve">·      When ready write the supplement which </w:t>
+      </w:r>
+      <w:r>
+        <w:t>the IA Company</w:t>
+      </w:r>
+      <w:r>
+        <w:t xml:space="preserve"> was assigned to handle, delete your previously locked one-line estimate/supplements and write the complete estimate, </w:t>
       </w:r>
       <w:r>
         <w:rPr>
@@ -105,7 +147,15 @@
         <w:t>in its entirety.</w:t>
       </w:r>
       <w:r>
-        <w:t> This will take into account all applicable overlap.  </w:t>
+        <w:t xml:space="preserve"> This will </w:t>
+      </w:r>
+      <w:proofErr w:type="gramStart"/>
+      <w:r>
+        <w:t>take into account</w:t>
+      </w:r>
+      <w:proofErr w:type="gramEnd"/>
+      <w:r>
+        <w:t xml:space="preserve"> all applicable overlap.  </w:t>
       </w:r>
     </w:p>
     <w:p>
@@ -140,7 +190,15 @@
     </w:p>
     <w:p>
       <w:r>
-        <w:t>·       Supplement created off of original estimate.</w:t>
+        <w:t xml:space="preserve">·       Supplement created </w:t>
+      </w:r>
+      <w:proofErr w:type="gramStart"/>
+      <w:r>
+        <w:t>off of</w:t>
+      </w:r>
+      <w:proofErr w:type="gramEnd"/>
+      <w:r>
+        <w:t xml:space="preserve"> original estimate.</w:t>
       </w:r>
     </w:p>
     <w:p>
@@ -309,7 +367,15 @@
         </w:numPr>
       </w:pPr>
       <w:r>
-        <w:t>When the estimate reaches 65% of NADA value, run a CCC evaluation to determine if it is actually a TL as NADA values are currently low.</w:t>
+        <w:t xml:space="preserve">When the estimate reaches 65% of NADA value, run a CCC evaluation to determine if it is </w:t>
+      </w:r>
+      <w:proofErr w:type="gramStart"/>
+      <w:r>
+        <w:t>actually a</w:t>
+      </w:r>
+      <w:proofErr w:type="gramEnd"/>
+      <w:r>
+        <w:t xml:space="preserve"> TL as NADA values are currently low.</w:t>
       </w:r>
     </w:p>
     <w:p>
@@ -571,7 +637,13 @@
       </w:pPr>
       <w:r>
         <w:lastRenderedPageBreak/>
-        <w:t>Correct Labor Rates and Tax Rates: Refer to the Liberty Mutual Labor Rate Workbook for correct labor rates. If you do not have a copy, please contact your SCA Regional Manager.</w:t>
+        <w:t xml:space="preserve">Correct Labor Rates and Tax Rates: Refer to the Liberty Mutual Labor Rate Workbook for correct labor rates. If you do not have a copy, please contact your </w:t>
+      </w:r>
+      <w:r>
+        <w:t>IA Company Rep</w:t>
+      </w:r>
+      <w:r>
+        <w:t>.</w:t>
       </w:r>
     </w:p>
     <w:p>
@@ -582,7 +654,15 @@
         </w:numPr>
       </w:pPr>
       <w:r>
-        <w:t>Always utilize modified refinish (Basecoat reduction w/ full clear or spot refinish) when applicable. Today’s blending agents can very easily melt in a clear coat blend, even without a body line. Adjust your paint times!</w:t>
+        <w:t xml:space="preserve">Always utilize modified refinish (Basecoat reduction w/ full clear or spot refinish) when applicable. Today’s blending agents can very easily melt in a clear coat blend, even without a body line. Adjust your </w:t>
+      </w:r>
+      <w:proofErr w:type="gramStart"/>
+      <w:r>
+        <w:t>paint</w:t>
+      </w:r>
+      <w:proofErr w:type="gramEnd"/>
+      <w:r>
+        <w:t xml:space="preserve"> times!</w:t>
       </w:r>
     </w:p>
     <w:p>
@@ -593,7 +673,15 @@
         </w:numPr>
       </w:pPr>
       <w:r>
-        <w:t xml:space="preserve">Vehicles NOT at a shop: - If the inspection was NOT at a shop, no add-on’s such as Blends, R&amp;I, Sand &amp; Buff, Feather/Block, </w:t>
+        <w:t xml:space="preserve">Vehicles NOT at a shop: - If the inspection was NOT at a shop, no </w:t>
+      </w:r>
+      <w:proofErr w:type="gramStart"/>
+      <w:r>
+        <w:t>add-on’s</w:t>
+      </w:r>
+      <w:proofErr w:type="gramEnd"/>
+      <w:r>
+        <w:t xml:space="preserve"> such as Blends, R&amp;I, Sand &amp; Buff, Feather/Block, </w:t>
       </w:r>
       <w:proofErr w:type="spellStart"/>
       <w:r>
@@ -645,7 +733,15 @@
         </w:numPr>
       </w:pPr>
       <w:r>
-        <w:t>Color Sand &amp; Buff (Unless it’s a custom paint job with no orange peel at all, don’t allow it)</w:t>
+        <w:t xml:space="preserve">Color Sand &amp; Buff (Unless it’s a custom </w:t>
+      </w:r>
+      <w:proofErr w:type="gramStart"/>
+      <w:r>
+        <w:t>paint</w:t>
+      </w:r>
+      <w:proofErr w:type="gramEnd"/>
+      <w:r>
+        <w:t xml:space="preserve"> job with no orange peel at all, don’t allow it)</w:t>
       </w:r>
     </w:p>
     <w:p>
@@ -708,7 +804,15 @@
         </w:numPr>
       </w:pPr>
       <w:r>
-        <w:t>Sublet Markup is 25% with a maximum of 150.00 per sublet. For example; if the shop sublets a transmission replacement to the dealer for 3,000.00, max markup would be 150.00.</w:t>
+        <w:t xml:space="preserve">Sublet Markup is 25% with a maximum of 150.00 per sublet. For </w:t>
+      </w:r>
+      <w:proofErr w:type="gramStart"/>
+      <w:r>
+        <w:t>example;</w:t>
+      </w:r>
+      <w:proofErr w:type="gramEnd"/>
+      <w:r>
+        <w:t xml:space="preserve"> if the shop sublets a transmission replacement to the dealer for 3,000.00, max markup would be 150.00.</w:t>
       </w:r>
     </w:p>
     <w:p>
@@ -718,8 +822,13 @@
           <w:numId w:val="3"/>
         </w:numPr>
       </w:pPr>
-      <w:r>
-        <w:t>Appraisers personal email addresses must not be listed on LM/Safeco estimates.   </w:t>
+      <w:proofErr w:type="gramStart"/>
+      <w:r>
+        <w:t>Appraisers</w:t>
+      </w:r>
+      <w:proofErr w:type="gramEnd"/>
+      <w:r>
+        <w:t xml:space="preserve"> personal email addresses must not be listed on LM/Safeco estimates.   </w:t>
       </w:r>
     </w:p>
     <w:p>
@@ -823,7 +932,15 @@
         </w:numPr>
       </w:pPr>
       <w:r>
-        <w:t>At least 4 photos of the damage area</w:t>
+        <w:t xml:space="preserve">At least 4 photos of the </w:t>
+      </w:r>
+      <w:proofErr w:type="gramStart"/>
+      <w:r>
+        <w:t>damage</w:t>
+      </w:r>
+      <w:proofErr w:type="gramEnd"/>
+      <w:r>
+        <w:t xml:space="preserve"> area</w:t>
       </w:r>
     </w:p>
     <w:p>
@@ -976,7 +1093,15 @@
         </w:numPr>
       </w:pPr>
       <w:r>
-        <w:t>Carpet condition (front and rear - be sure to lift up floor mats)</w:t>
+        <w:t xml:space="preserve">Carpet condition (front and rear - be sure to </w:t>
+      </w:r>
+      <w:proofErr w:type="gramStart"/>
+      <w:r>
+        <w:t>lift up</w:t>
+      </w:r>
+      <w:proofErr w:type="gramEnd"/>
+      <w:r>
+        <w:t xml:space="preserve"> floor mats)</w:t>
       </w:r>
     </w:p>
     <w:p>
@@ -1064,7 +1189,15 @@
         </w:numPr>
       </w:pPr>
       <w:r>
-        <w:t>Any other needed photos to depict damage, UPD or conditioning</w:t>
+        <w:t xml:space="preserve">Any other </w:t>
+      </w:r>
+      <w:proofErr w:type="gramStart"/>
+      <w:r>
+        <w:t>needed photos</w:t>
+      </w:r>
+      <w:proofErr w:type="gramEnd"/>
+      <w:r>
+        <w:t xml:space="preserve"> to depict damage, UPD or conditioning</w:t>
       </w:r>
     </w:p>
     <w:p>
@@ -1090,8 +1223,13 @@
       </w:r>
     </w:p>
     <w:p>
-      <w:r>
-        <w:t>  Yes - Release a copy of the estimate to vehicle owner and or repair facility. </w:t>
+      <w:proofErr w:type="gramStart"/>
+      <w:r>
+        <w:t>  Yes</w:t>
+      </w:r>
+      <w:proofErr w:type="gramEnd"/>
+      <w:r>
+        <w:t xml:space="preserve"> - Release a copy of the estimate to vehicle owner and or repair facility. </w:t>
       </w:r>
     </w:p>
     <w:p>
@@ -1169,7 +1307,31 @@
         </w:numPr>
       </w:pPr>
       <w:r>
-        <w:t>Complete LKQ Suspension Knee assemblies are OK, but don’t write for individual LKQ suspension item such as a control arm or knuckle. Estimate for the entire knee assembly and let the shop use the parts they need.  OH time should be allowed for the assembly.</w:t>
+        <w:t xml:space="preserve">Complete LKQ Suspension Knee assemblies are OK, but don’t write for individual LKQ suspension </w:t>
+      </w:r>
+      <w:proofErr w:type="gramStart"/>
+      <w:r>
+        <w:t>item</w:t>
+      </w:r>
+      <w:proofErr w:type="gramEnd"/>
+      <w:r>
+        <w:t xml:space="preserve"> such as a control arm or knuckle. </w:t>
+      </w:r>
+      <w:proofErr w:type="gramStart"/>
+      <w:r>
+        <w:t>Estimate for</w:t>
+      </w:r>
+      <w:proofErr w:type="gramEnd"/>
+      <w:r>
+        <w:t xml:space="preserve"> the entire knee assembly and let the shop use the parts they need.  </w:t>
+      </w:r>
+      <w:proofErr w:type="gramStart"/>
+      <w:r>
+        <w:t>OH</w:t>
+      </w:r>
+      <w:proofErr w:type="gramEnd"/>
+      <w:r>
+        <w:t xml:space="preserve"> time should be allowed for the assembly.</w:t>
       </w:r>
     </w:p>
     <w:p>
@@ -1210,7 +1372,15 @@
       </w:r>
       <w:proofErr w:type="spellEnd"/>
       <w:r>
-        <w:t xml:space="preserve"> on a LKQ door)</w:t>
+        <w:t xml:space="preserve"> on </w:t>
+      </w:r>
+      <w:proofErr w:type="gramStart"/>
+      <w:r>
+        <w:t>a LKQ</w:t>
+      </w:r>
+      <w:proofErr w:type="gramEnd"/>
+      <w:r>
+        <w:t xml:space="preserve"> door)</w:t>
       </w:r>
     </w:p>
     <w:p>
@@ -1265,7 +1435,15 @@
         </w:numPr>
       </w:pPr>
       <w:r>
-        <w:t>Fill out the CCC Valuation form in its entirety and call into CCC  Include the request number in your Appraiser Report.</w:t>
+        <w:t xml:space="preserve">Fill out the CCC Valuation form in its entirety and call into </w:t>
+      </w:r>
+      <w:proofErr w:type="gramStart"/>
+      <w:r>
+        <w:t>CCC  Include</w:t>
+      </w:r>
+      <w:proofErr w:type="gramEnd"/>
+      <w:r>
+        <w:t xml:space="preserve"> the request number in your Appraiser Report.</w:t>
       </w:r>
     </w:p>
     <w:p>
@@ -1298,7 +1476,15 @@
         </w:numPr>
       </w:pPr>
       <w:r>
-        <w:t>CCC ID’s for Liberty and Safeco:</w:t>
+        <w:t xml:space="preserve">CCC </w:t>
+      </w:r>
+      <w:proofErr w:type="gramStart"/>
+      <w:r>
+        <w:t>ID’s</w:t>
+      </w:r>
+      <w:proofErr w:type="gramEnd"/>
+      <w:r>
+        <w:t xml:space="preserve"> for Liberty and Safeco:</w:t>
       </w:r>
     </w:p>
     <w:p>
@@ -1354,7 +1540,23 @@
       </w:pPr>
       <w:r>
         <w:lastRenderedPageBreak/>
-        <w:t>Before you leave the shop, always discuss and attempt to negotiate any tow, storage or advance charges i.e. partial repairs, teardowns, etc. And, explain these negotiations in your Appraisal Report.</w:t>
+        <w:t xml:space="preserve">Before you leave the shop, always discuss and attempt to negotiate any </w:t>
+      </w:r>
+      <w:proofErr w:type="gramStart"/>
+      <w:r>
+        <w:t>tow</w:t>
+      </w:r>
+      <w:proofErr w:type="gramEnd"/>
+      <w:r>
+        <w:t xml:space="preserve">, storage or advance charges i.e. partial repairs, teardowns, etc. </w:t>
+      </w:r>
+      <w:proofErr w:type="gramStart"/>
+      <w:r>
+        <w:t>And,</w:t>
+      </w:r>
+      <w:proofErr w:type="gramEnd"/>
+      <w:r>
+        <w:t xml:space="preserve"> explain these negotiations in your Appraisal Report.</w:t>
       </w:r>
     </w:p>
     <w:p>
@@ -1395,7 +1597,15 @@
       </w:r>
       <w:proofErr w:type="spellEnd"/>
       <w:r>
-        <w:t> 800 269 4885 or Log in to the website: </w:t>
+        <w:t xml:space="preserve"> 800 269 4885 or </w:t>
+      </w:r>
+      <w:proofErr w:type="gramStart"/>
+      <w:r>
+        <w:t>Log</w:t>
+      </w:r>
+      <w:proofErr w:type="gramEnd"/>
+      <w:r>
+        <w:t xml:space="preserve"> in to the website: </w:t>
       </w:r>
       <w:hyperlink r:id="rId9" w:history="1">
         <w:r>
@@ -1407,71 +1617,6 @@
       </w:hyperlink>
       <w:r>
         <w:br/>
-        <w:t>Use any of the following log ins.</w:t>
-      </w:r>
-      <w:r>
-        <w:br/>
-      </w:r>
-    </w:p>
-    <w:p>
-      <w:r>
-        <w:t>Login: </w:t>
-      </w:r>
-      <w:hyperlink r:id="rId10" w:history="1">
-        <w:r>
-          <w:rPr>
-            <w:rStyle w:val="Hyperlink"/>
-          </w:rPr>
-          <w:t>ekarlson@scaclaims.com</w:t>
-        </w:r>
-      </w:hyperlink>
-      <w:r>
-        <w:t> PW: Appraisal24</w:t>
-      </w:r>
-      <w:r>
-        <w:br/>
-        <w:t>Login: </w:t>
-      </w:r>
-      <w:hyperlink r:id="rId11" w:history="1">
-        <w:r>
-          <w:rPr>
-            <w:rStyle w:val="Hyperlink"/>
-          </w:rPr>
-          <w:t>tromero@scaclaims.com</w:t>
-        </w:r>
-      </w:hyperlink>
-      <w:r>
-        <w:t> PW: Scaclaims2024!</w:t>
-      </w:r>
-      <w:r>
-        <w:br/>
-        <w:t>Login: </w:t>
-      </w:r>
-      <w:hyperlink r:id="rId12" w:history="1">
-        <w:r>
-          <w:rPr>
-            <w:rStyle w:val="Hyperlink"/>
-          </w:rPr>
-          <w:t>msaavedra@scaclaims.com</w:t>
-        </w:r>
-      </w:hyperlink>
-      <w:r>
-        <w:t> PW: Scaqc234</w:t>
-      </w:r>
-      <w:r>
-        <w:br/>
-        <w:t>Login: </w:t>
-      </w:r>
-      <w:hyperlink r:id="rId13" w:history="1">
-        <w:r>
-          <w:rPr>
-            <w:rStyle w:val="Hyperlink"/>
-          </w:rPr>
-          <w:t>jpassero@scaclaims.com</w:t>
-        </w:r>
-      </w:hyperlink>
-      <w:r>
-        <w:t> PW: Sca2024$</w:t>
       </w:r>
     </w:p>
     <w:p>
@@ -1526,7 +1671,15 @@
         </w:numPr>
       </w:pPr>
       <w:r>
-        <w:t>Total Loss threshold for should be considered between 60%-70% of NADA Adjusted Retail Value. (When determining T/L, make sure you take into consideration your estimate and any potential supplements) </w:t>
+        <w:t xml:space="preserve">Total Loss </w:t>
+      </w:r>
+      <w:proofErr w:type="gramStart"/>
+      <w:r>
+        <w:t>threshold for</w:t>
+      </w:r>
+      <w:proofErr w:type="gramEnd"/>
+      <w:r>
+        <w:t xml:space="preserve"> should be considered between 60%-70% of NADA Adjusted Retail Value. (When determining T/L, make sure you take into consideration your estimate and any potential supplements) </w:t>
       </w:r>
     </w:p>
     <w:p>
@@ -1552,13 +1705,17 @@
       </w:r>
     </w:p>
     <w:p>
-      <w:r>
-        <w:t>  Do not include towing, storage or teardown charges in estimate. List in Appraisal Report comments only and include a copy of the invoice/bill with your upload.</w:t>
-      </w:r>
-    </w:p>
-    <w:p>
-      <w:r>
-        <w:lastRenderedPageBreak/>
+      <w:proofErr w:type="gramStart"/>
+      <w:r>
+        <w:t>  Do</w:t>
+      </w:r>
+      <w:proofErr w:type="gramEnd"/>
+      <w:r>
+        <w:t xml:space="preserve"> not include towing, storage or teardown charges in estimate. List in Appraisal Report comments only and include a copy of the invoice/bill with your upload.</w:t>
+      </w:r>
+    </w:p>
+    <w:p>
+      <w:r>
         <w:br/>
       </w:r>
       <w:r>
@@ -1598,6 +1755,7 @@
         </w:numPr>
       </w:pPr>
       <w:r>
+        <w:lastRenderedPageBreak/>
         <w:t>Supporting invoices and photos are always to be included on supplement uploads</w:t>
       </w:r>
     </w:p>
@@ -1631,7 +1789,15 @@
         </w:numPr>
       </w:pPr>
       <w:r>
-        <w:t>Apply betterment/depreciation on both insured and claimant vehicles on parts with a limited life expectancy; Tires, Batteries, Shocks, Mechanical etc.  </w:t>
+        <w:t xml:space="preserve">Apply betterment/depreciation on both insured and claimant vehicles on parts with a limited life </w:t>
+      </w:r>
+      <w:proofErr w:type="gramStart"/>
+      <w:r>
+        <w:t>expectancy;</w:t>
+      </w:r>
+      <w:proofErr w:type="gramEnd"/>
+      <w:r>
+        <w:t xml:space="preserve"> Tires, Batteries, Shocks, Mechanical etc.  </w:t>
       </w:r>
     </w:p>
     <w:p>
@@ -1664,7 +1830,15 @@
         </w:numPr>
       </w:pPr>
       <w:r>
-        <w:t>No deductions should be taken on vehicles with less than 12,000 miles. On OEM parts, apply 1% betterment per 1,000 miles after 12,000 miles, not to exceed 75% of the cost on items subject to wear and tear. No deduction for betterment on aftermarket, reconditioned, rebuilt or remanufactured parts is to be applied. Note: Your state-specific regulations may further limit application of betterment.</w:t>
+        <w:t xml:space="preserve">No deductions should be taken on vehicles </w:t>
+      </w:r>
+      <w:proofErr w:type="gramStart"/>
+      <w:r>
+        <w:t>with</w:t>
+      </w:r>
+      <w:proofErr w:type="gramEnd"/>
+      <w:r>
+        <w:t xml:space="preserve"> less than 12,000 miles. On OEM parts, apply 1% betterment per 1,000 miles after 12,000 miles, not to exceed 75% of the cost on items subject to wear and tear. No deduction for betterment on aftermarket, reconditioned, rebuilt or remanufactured parts is to be applied. Note: Your state-specific regulations may further limit application of betterment.</w:t>
       </w:r>
     </w:p>
     <w:p>
@@ -1719,8 +1893,23 @@
         </w:numPr>
       </w:pPr>
       <w:r>
-        <w:lastRenderedPageBreak/>
-        <w:t>Comment in your Appraisal Report the "Approximate Market Value" of the unit. </w:t>
+        <w:t xml:space="preserve">Comment </w:t>
+      </w:r>
+      <w:proofErr w:type="gramStart"/>
+      <w:r>
+        <w:t>in</w:t>
+      </w:r>
+      <w:proofErr w:type="gramEnd"/>
+      <w:r>
+        <w:t xml:space="preserve"> your Appraisal </w:t>
+      </w:r>
+      <w:proofErr w:type="gramStart"/>
+      <w:r>
+        <w:t>Report</w:t>
+      </w:r>
+      <w:proofErr w:type="gramEnd"/>
+      <w:r>
+        <w:t xml:space="preserve"> the "Approximate Market Value" of the unit. </w:t>
       </w:r>
     </w:p>
     <w:p>
@@ -1753,6 +1942,7 @@
         </w:numPr>
       </w:pPr>
       <w:r>
+        <w:lastRenderedPageBreak/>
         <w:t>It is imperative you only utilize the Liberty Mutual Approved Labor Rates.  (You will be held financially accountable for any deviation)</w:t>
       </w:r>
     </w:p>
@@ -1766,7 +1956,7 @@
       <w:r>
         <w:t>Utilize Liberty Mutual Approved labor rates and sales tax, always reference the Liberty Mutual Labor rate guide.  Any deviation must be approved via APD at Liberty mutual. (</w:t>
       </w:r>
-      <w:hyperlink r:id="rId14" w:history="1">
+      <w:hyperlink r:id="rId10" w:history="1">
         <w:r>
           <w:rPr>
             <w:rStyle w:val="Hyperlink"/>
@@ -1777,7 +1967,7 @@
       <w:r>
         <w:t>)  Do not contact the adjuster regards rates. If the vehicle is at a dealer for service dept. type work only, you can allow for the dealer rate without approval from </w:t>
       </w:r>
-      <w:hyperlink r:id="rId15" w:history="1">
+      <w:hyperlink r:id="rId11" w:history="1">
         <w:r>
           <w:rPr>
             <w:rStyle w:val="Hyperlink"/>
@@ -1852,7 +2042,15 @@
         </w:numPr>
       </w:pPr>
       <w:r>
-        <w:t xml:space="preserve">IF THE VEHICLE IS NOT AT A SHOP: Do not include any add-on’s such as Blends, R&amp;I, De-nib, Feather/Block, </w:t>
+        <w:t xml:space="preserve">IF THE VEHICLE IS NOT AT A SHOP: Do not include any </w:t>
+      </w:r>
+      <w:proofErr w:type="gramStart"/>
+      <w:r>
+        <w:t>add-on’s</w:t>
+      </w:r>
+      <w:proofErr w:type="gramEnd"/>
+      <w:r>
+        <w:t xml:space="preserve"> such as Blends, R&amp;I, De-nib, Feather/Block, </w:t>
       </w:r>
       <w:proofErr w:type="spellStart"/>
       <w:r>
@@ -1860,7 +2058,23 @@
       </w:r>
       <w:proofErr w:type="spellEnd"/>
       <w:r>
-        <w:t xml:space="preserve"> on your estimate. The only add-on to an estimate should be ‘Hazardous Waste Removal’ @ 4.00…nothing else. No other add-on items should be estimated until the vehicle is at a shop and the items are negotiated.</w:t>
+        <w:t xml:space="preserve"> </w:t>
+      </w:r>
+      <w:proofErr w:type="gramStart"/>
+      <w:r>
+        <w:t>on</w:t>
+      </w:r>
+      <w:proofErr w:type="gramEnd"/>
+      <w:r>
+        <w:t xml:space="preserve"> your estimate. The only add-on to an estimate should be ‘Hazardous Waste Removal’ @ 4.00…nothing else. No other add-on items should be estimated until the vehicle is at a </w:t>
+      </w:r>
+      <w:proofErr w:type="gramStart"/>
+      <w:r>
+        <w:t>shop</w:t>
+      </w:r>
+      <w:proofErr w:type="gramEnd"/>
+      <w:r>
+        <w:t xml:space="preserve"> and the items are negotiated.</w:t>
       </w:r>
     </w:p>
     <w:p>
@@ -1893,7 +2107,15 @@
         </w:numPr>
       </w:pPr>
       <w:r>
-        <w:t>Flex Additive (All auto paint already has Flex Additive in it) unless the shop can provide supports that it was required</w:t>
+        <w:t xml:space="preserve">Flex Additive (All auto paint already has Flex Additive in it) unless the shop can provide </w:t>
+      </w:r>
+      <w:proofErr w:type="gramStart"/>
+      <w:r>
+        <w:t>supports</w:t>
+      </w:r>
+      <w:proofErr w:type="gramEnd"/>
+      <w:r>
+        <w:t xml:space="preserve"> that it was required</w:t>
       </w:r>
     </w:p>
     <w:p>
@@ -1904,8 +2126,57 @@
         </w:numPr>
       </w:pPr>
       <w:r>
+        <w:t>Color Tint (This is included in the Audatex &amp; CCC refinish times) ONLY when at a shop you can concede to EITHER tint or blend, not both.  Document your appraiser report as to why allowed.</w:t>
+      </w:r>
+    </w:p>
+    <w:p>
+      <w:pPr>
+        <w:numPr>
+          <w:ilvl w:val="0"/>
+          <w:numId w:val="13"/>
+        </w:numPr>
+      </w:pPr>
+      <w:r>
+        <w:t xml:space="preserve">Color Sand &amp; Buff (Unless it’s a custom </w:t>
+      </w:r>
+      <w:proofErr w:type="gramStart"/>
+      <w:r>
+        <w:t>paint</w:t>
+      </w:r>
+      <w:proofErr w:type="gramEnd"/>
+      <w:r>
+        <w:t xml:space="preserve"> job with no orange peel at all, don’t allow it)</w:t>
+      </w:r>
+    </w:p>
+    <w:p>
+      <w:pPr>
+        <w:numPr>
+          <w:ilvl w:val="0"/>
+          <w:numId w:val="13"/>
+        </w:numPr>
+      </w:pPr>
+      <w:r>
+        <w:t xml:space="preserve">Cover Car – (This is included in Audatex and CCC refinishing </w:t>
+      </w:r>
+      <w:proofErr w:type="gramStart"/>
+      <w:r>
+        <w:t>times)  Only</w:t>
+      </w:r>
+      <w:proofErr w:type="gramEnd"/>
+      <w:r>
+        <w:t xml:space="preserve"> ONE car cover per estimate if needed</w:t>
+      </w:r>
+    </w:p>
+    <w:p>
+      <w:pPr>
+        <w:numPr>
+          <w:ilvl w:val="0"/>
+          <w:numId w:val="13"/>
+        </w:numPr>
+      </w:pPr>
+      <w:r>
         <w:lastRenderedPageBreak/>
-        <w:t>Color Tint (This is included in the Audatex &amp; CCC refinish times) ONLY when at a shop you can concede to EITHER tint or blend, not both.  Document your appraiser report as to why allowed.</w:t>
+        <w:t>Only if at the shop and requested, you may negotiate the following items…</w:t>
       </w:r>
     </w:p>
     <w:p>
@@ -1916,7 +2187,15 @@
         </w:numPr>
       </w:pPr>
       <w:r>
-        <w:t>Color Sand &amp; Buff (Unless it’s a custom paint job with no orange peel at all, don’t allow it)</w:t>
+        <w:t xml:space="preserve">Corrosion Protection (Only </w:t>
+      </w:r>
+      <w:proofErr w:type="gramStart"/>
+      <w:r>
+        <w:t>allow</w:t>
+      </w:r>
+      <w:proofErr w:type="gramEnd"/>
+      <w:r>
+        <w:t xml:space="preserve"> if there is welding involved) There must be a repaired panel on the estimate for this to be allowed.</w:t>
       </w:r>
     </w:p>
     <w:p>
@@ -1927,7 +2206,7 @@
         </w:numPr>
       </w:pPr>
       <w:r>
-        <w:t>Cover Car – (This is included in Audatex and CCC refinishing times)  Only ONE car cover per estimate if needed</w:t>
+        <w:t>Seam Sealer – (Per invoice)</w:t>
       </w:r>
     </w:p>
     <w:p>
@@ -1938,7 +2217,7 @@
         </w:numPr>
       </w:pPr>
       <w:r>
-        <w:t>Only if at the shop and requested, you may negotiate the following items…</w:t>
+        <w:t>Blend – Only allow on supplements with a reinspection or photo documentation with the blending areas masked up. Use estimating system times for blending.</w:t>
       </w:r>
     </w:p>
     <w:p>
@@ -1949,42 +2228,9 @@
         </w:numPr>
       </w:pPr>
       <w:r>
-        <w:t>Corrosion Protection (Only allow if there is welding involved) There must be a repaired panel on the estimate for this to be allowed.</w:t>
-      </w:r>
-    </w:p>
-    <w:p>
-      <w:pPr>
-        <w:numPr>
-          <w:ilvl w:val="0"/>
-          <w:numId w:val="13"/>
-        </w:numPr>
-      </w:pPr>
-      <w:r>
-        <w:t>Seam Sealer – (Per invoice)</w:t>
-      </w:r>
-    </w:p>
-    <w:p>
-      <w:pPr>
-        <w:numPr>
-          <w:ilvl w:val="0"/>
-          <w:numId w:val="13"/>
-        </w:numPr>
-      </w:pPr>
-      <w:r>
-        <w:t>Blend – Only allow on supplements with a reinspection or photo documentation with the blending areas masked up. Use estimating system times for blending.</w:t>
-      </w:r>
-    </w:p>
-    <w:p>
-      <w:pPr>
-        <w:numPr>
-          <w:ilvl w:val="0"/>
-          <w:numId w:val="13"/>
-        </w:numPr>
-      </w:pPr>
-      <w:r>
         <w:t>Replacement or Clean &amp; Re-Tape of emblems - Shops are now using a company called </w:t>
       </w:r>
-      <w:hyperlink r:id="rId16" w:history="1">
+      <w:hyperlink r:id="rId12" w:history="1">
         <w:r>
           <w:rPr>
             <w:rStyle w:val="Hyperlink"/>
@@ -1993,7 +2239,23 @@
         </w:r>
       </w:hyperlink>
       <w:r>
-        <w:t> which sells replacement tape template for all emblems. If the emblem price is over 25.00, search the adhesivetemplates.com website for template prices. If you allow for an emblem adhesive template on your estimate, allow the shop .1 to clean the old tape off the emblem.      </w:t>
+        <w:t xml:space="preserve"> which sells replacement tape </w:t>
+      </w:r>
+      <w:proofErr w:type="gramStart"/>
+      <w:r>
+        <w:t>template</w:t>
+      </w:r>
+      <w:proofErr w:type="gramEnd"/>
+      <w:r>
+        <w:t xml:space="preserve"> for all emblems. If the emblem price is over 25.00, search the adhesivetemplates.com website for template prices. If you allow for an emblem adhesive template on your estimate, allow </w:t>
+      </w:r>
+      <w:proofErr w:type="gramStart"/>
+      <w:r>
+        <w:t>the shop</w:t>
+      </w:r>
+      <w:proofErr w:type="gramEnd"/>
+      <w:r>
+        <w:t xml:space="preserve"> .1 to clean the old tape off the emblem.      </w:t>
       </w:r>
     </w:p>
     <w:p>
@@ -2056,7 +2318,23 @@
         </w:numPr>
       </w:pPr>
       <w:r>
-        <w:t>Tape stripe 0.2 hour per panel not to exceed .5 hour, allow 10.00 for materials.</w:t>
+        <w:t xml:space="preserve">Tape stripe 0.2 </w:t>
+      </w:r>
+      <w:proofErr w:type="gramStart"/>
+      <w:r>
+        <w:t>hour</w:t>
+      </w:r>
+      <w:proofErr w:type="gramEnd"/>
+      <w:r>
+        <w:t xml:space="preserve"> per panel not to exceed .5 </w:t>
+      </w:r>
+      <w:proofErr w:type="gramStart"/>
+      <w:r>
+        <w:t>hour</w:t>
+      </w:r>
+      <w:proofErr w:type="gramEnd"/>
+      <w:r>
+        <w:t>, allow 10.00 for materials.</w:t>
       </w:r>
     </w:p>
     <w:p>
@@ -2067,7 +2345,23 @@
         </w:numPr>
       </w:pPr>
       <w:r>
-        <w:t>Painted stripe 0.4 hour first panel, 0.2 hour additional panels up to 1.0 hour.</w:t>
+        <w:t xml:space="preserve">Painted stripe </w:t>
+      </w:r>
+      <w:proofErr w:type="gramStart"/>
+      <w:r>
+        <w:t>0.4 hour</w:t>
+      </w:r>
+      <w:proofErr w:type="gramEnd"/>
+      <w:r>
+        <w:t xml:space="preserve"> first panel, </w:t>
+      </w:r>
+      <w:proofErr w:type="gramStart"/>
+      <w:r>
+        <w:t>0.2 hour</w:t>
+      </w:r>
+      <w:proofErr w:type="gramEnd"/>
+      <w:r>
+        <w:t xml:space="preserve"> additional panels up to 1.0 hour.</w:t>
       </w:r>
     </w:p>
     <w:p>
@@ -2108,7 +2402,6 @@
         </w:numPr>
       </w:pPr>
       <w:r>
-        <w:lastRenderedPageBreak/>
         <w:t>Clean car for delivery is never allowed</w:t>
       </w:r>
     </w:p>

--- a/client_rules/Liberty Mutual - Supp Assist.docx
+++ b/client_rules/Liberty Mutual - Supp Assist.docx
@@ -54,23 +54,7 @@
           <w:b/>
           <w:bCs/>
         </w:rPr>
-        <w:t xml:space="preserve">.  This file was handled virtually by the client, where the supplement now requires </w:t>
-      </w:r>
-      <w:proofErr w:type="gramStart"/>
-      <w:r>
-        <w:rPr>
-          <w:b/>
-          <w:bCs/>
-        </w:rPr>
-        <w:t>a physical</w:t>
-      </w:r>
-      <w:proofErr w:type="gramEnd"/>
-      <w:r>
-        <w:rPr>
-          <w:b/>
-          <w:bCs/>
-        </w:rPr>
-        <w:t xml:space="preserve"> re-inspection.</w:t>
+        <w:t>.  This file was handled virtually by the client, where the supplement now requires a physical re-inspection.</w:t>
       </w:r>
     </w:p>
     <w:p>
@@ -147,15 +131,7 @@
         <w:t>in its entirety.</w:t>
       </w:r>
       <w:r>
-        <w:t xml:space="preserve"> This will </w:t>
-      </w:r>
-      <w:proofErr w:type="gramStart"/>
-      <w:r>
-        <w:t>take into account</w:t>
-      </w:r>
-      <w:proofErr w:type="gramEnd"/>
-      <w:r>
-        <w:t xml:space="preserve"> all applicable overlap.  </w:t>
+        <w:t> This will take into account all applicable overlap.  </w:t>
       </w:r>
     </w:p>
     <w:p>
@@ -190,15 +166,7 @@
     </w:p>
     <w:p>
       <w:r>
-        <w:t xml:space="preserve">·       Supplement created </w:t>
-      </w:r>
-      <w:proofErr w:type="gramStart"/>
-      <w:r>
-        <w:t>off of</w:t>
-      </w:r>
-      <w:proofErr w:type="gramEnd"/>
-      <w:r>
-        <w:t xml:space="preserve"> original estimate.</w:t>
+        <w:t>·       Supplement created off of original estimate.</w:t>
       </w:r>
     </w:p>
     <w:p>
@@ -291,13 +259,8 @@
         <w:t>IF TOTAL LOSS</w:t>
       </w:r>
       <w:r>
-        <w:t xml:space="preserve">: Fill out CCC, Complete Call In, Provide </w:t>
-      </w:r>
-      <w:proofErr w:type="spellStart"/>
-      <w:r>
-        <w:t>ProQuoute</w:t>
-      </w:r>
-      <w:proofErr w:type="spellEnd"/>
+        <w:t>: Fill out CCC, Complete Call In, Provide ProQuoute</w:t>
+      </w:r>
     </w:p>
     <w:p>
       <w:pPr>
@@ -367,15 +330,7 @@
         </w:numPr>
       </w:pPr>
       <w:r>
-        <w:t xml:space="preserve">When the estimate reaches 65% of NADA value, run a CCC evaluation to determine if it is </w:t>
-      </w:r>
-      <w:proofErr w:type="gramStart"/>
-      <w:r>
-        <w:t>actually a</w:t>
-      </w:r>
-      <w:proofErr w:type="gramEnd"/>
-      <w:r>
-        <w:t xml:space="preserve"> TL as NADA values are currently low.</w:t>
+        <w:t>When the estimate reaches 65% of NADA value, run a CCC evaluation to determine if it is actually a TL as NADA values are currently low.</w:t>
       </w:r>
     </w:p>
     <w:p>
@@ -461,13 +416,8 @@
         <w:t>IF TOTAL LOSS</w:t>
       </w:r>
       <w:r>
-        <w:t xml:space="preserve">: Fill out CCC, Complete Call In, Provide </w:t>
-      </w:r>
-      <w:proofErr w:type="spellStart"/>
-      <w:r>
-        <w:t>ProQuote</w:t>
-      </w:r>
-      <w:proofErr w:type="spellEnd"/>
+        <w:t>: Fill out CCC, Complete Call In, Provide ProQuote</w:t>
+      </w:r>
     </w:p>
     <w:p>
       <w:pPr>
@@ -499,15 +449,7 @@
         </w:numPr>
       </w:pPr>
       <w:r>
-        <w:t xml:space="preserve">Liberty top concerns: Correct labor rates, Tax rates and Partial refinish (And </w:t>
-      </w:r>
-      <w:proofErr w:type="spellStart"/>
-      <w:r>
-        <w:t>add's-on's</w:t>
-      </w:r>
-      <w:proofErr w:type="spellEnd"/>
-      <w:r>
-        <w:t xml:space="preserve"> when not at shop)   </w:t>
+        <w:t>Liberty top concerns: Correct labor rates, Tax rates and Partial refinish (And add's-on's when not at shop)   </w:t>
       </w:r>
     </w:p>
     <w:p>
@@ -654,15 +596,7 @@
         </w:numPr>
       </w:pPr>
       <w:r>
-        <w:t xml:space="preserve">Always utilize modified refinish (Basecoat reduction w/ full clear or spot refinish) when applicable. Today’s blending agents can very easily melt in a clear coat blend, even without a body line. Adjust your </w:t>
-      </w:r>
-      <w:proofErr w:type="gramStart"/>
-      <w:r>
-        <w:t>paint</w:t>
-      </w:r>
-      <w:proofErr w:type="gramEnd"/>
-      <w:r>
-        <w:t xml:space="preserve"> times!</w:t>
+        <w:t>Always utilize modified refinish (Basecoat reduction w/ full clear or spot refinish) when applicable. Today’s blending agents can very easily melt in a clear coat blend, even without a body line. Adjust your paint times!</w:t>
       </w:r>
     </w:p>
     <w:p>
@@ -673,23 +607,7 @@
         </w:numPr>
       </w:pPr>
       <w:r>
-        <w:t xml:space="preserve">Vehicles NOT at a shop: - If the inspection was NOT at a shop, no </w:t>
-      </w:r>
-      <w:proofErr w:type="gramStart"/>
-      <w:r>
-        <w:t>add-on’s</w:t>
-      </w:r>
-      <w:proofErr w:type="gramEnd"/>
-      <w:r>
-        <w:t xml:space="preserve"> such as Blends, R&amp;I, Sand &amp; Buff, Feather/Block, </w:t>
-      </w:r>
-      <w:proofErr w:type="spellStart"/>
-      <w:r>
-        <w:t>etc</w:t>
-      </w:r>
-      <w:proofErr w:type="spellEnd"/>
-      <w:r>
-        <w:t xml:space="preserve"> should be allowed on estimate. The only add-on at the bottom of your estimate should be ‘Hazardous Waste Removal’ @ 4.00…nothing</w:t>
+        <w:t>Vehicles NOT at a shop: - If the inspection was NOT at a shop, no add-on’s such as Blends, R&amp;I, Sand &amp; Buff, Feather/Block, etc should be allowed on estimate. The only add-on at the bottom of your estimate should be ‘Hazardous Waste Removal’ @ 4.00…nothing</w:t>
       </w:r>
     </w:p>
     <w:p>
@@ -733,15 +651,7 @@
         </w:numPr>
       </w:pPr>
       <w:r>
-        <w:t xml:space="preserve">Color Sand &amp; Buff (Unless it’s a custom </w:t>
-      </w:r>
-      <w:proofErr w:type="gramStart"/>
-      <w:r>
-        <w:t>paint</w:t>
-      </w:r>
-      <w:proofErr w:type="gramEnd"/>
-      <w:r>
-        <w:t xml:space="preserve"> job with no orange peel at all, don’t allow it)</w:t>
+        <w:t>Color Sand &amp; Buff (Unless it’s a custom paint job with no orange peel at all, don’t allow it)</w:t>
       </w:r>
     </w:p>
     <w:p>
@@ -763,15 +673,7 @@
         </w:numPr>
       </w:pPr>
       <w:r>
-        <w:t xml:space="preserve">Blending: Only allow blending if the vehicle is at a shop AND only on supplements with a reinspection (or photo verification with the blend panels masked up). Shops always request to blend adjacent panels, yet countless </w:t>
-      </w:r>
-      <w:proofErr w:type="spellStart"/>
-      <w:r>
-        <w:t>reinspections</w:t>
-      </w:r>
-      <w:proofErr w:type="spellEnd"/>
-      <w:r>
-        <w:t xml:space="preserve"> have found that shops rarely blend. Today’s color matching technology is so advanced that blending is only necessary on about 10% of repairs.</w:t>
+        <w:t>Blending: Only allow blending if the vehicle is at a shop AND only on supplements with a reinspection (or photo verification with the blend panels masked up). Shops always request to blend adjacent panels, yet countless reinspections have found that shops rarely blend. Today’s color matching technology is so advanced that blending is only necessary on about 10% of repairs.</w:t>
       </w:r>
     </w:p>
     <w:p>
@@ -804,15 +706,7 @@
         </w:numPr>
       </w:pPr>
       <w:r>
-        <w:t xml:space="preserve">Sublet Markup is 25% with a maximum of 150.00 per sublet. For </w:t>
-      </w:r>
-      <w:proofErr w:type="gramStart"/>
-      <w:r>
-        <w:t>example;</w:t>
-      </w:r>
-      <w:proofErr w:type="gramEnd"/>
-      <w:r>
-        <w:t xml:space="preserve"> if the shop sublets a transmission replacement to the dealer for 3,000.00, max markup would be 150.00.</w:t>
+        <w:t>Sublet Markup is 25% with a maximum of 150.00 per sublet. For example; if the shop sublets a transmission replacement to the dealer for 3,000.00, max markup would be 150.00.</w:t>
       </w:r>
     </w:p>
     <w:p>
@@ -822,13 +716,8 @@
           <w:numId w:val="3"/>
         </w:numPr>
       </w:pPr>
-      <w:proofErr w:type="gramStart"/>
-      <w:r>
-        <w:t>Appraisers</w:t>
-      </w:r>
-      <w:proofErr w:type="gramEnd"/>
-      <w:r>
-        <w:t xml:space="preserve"> personal email addresses must not be listed on LM/Safeco estimates.   </w:t>
+      <w:r>
+        <w:t>Appraisers personal email addresses must not be listed on LM/Safeco estimates.   </w:t>
       </w:r>
     </w:p>
     <w:p>
@@ -843,15 +732,7 @@
       </w:r>
       <w:r>
         <w:lastRenderedPageBreak/>
-        <w:t>collect from the other party’s insurance company. They’ll send your estimate to the other insurer with a reimbursement (</w:t>
-      </w:r>
-      <w:proofErr w:type="spellStart"/>
-      <w:r>
-        <w:t>subro</w:t>
-      </w:r>
-      <w:proofErr w:type="spellEnd"/>
-      <w:r>
-        <w:t>) demand. If the adverse carrier can’t see all the damage listed on your estimate in the photos, or if you allowed OEM parts when alternative parts were available, or you chose alternative parts that could have been found for less, that adverse carrier will not fully reimburse Liberty Mutual. If so, you as the appraiser may be liable for any subrogation deficiencies. Given that, ALWAYS write your estimate as accurately as possible, using the most cost-effective parts and only allow for repairs which can be seen in your photos.  </w:t>
+        <w:t>collect from the other party’s insurance company. They’ll send your estimate to the other insurer with a reimbursement (subro) demand. If the adverse carrier can’t see all the damage listed on your estimate in the photos, or if you allowed OEM parts when alternative parts were available, or you chose alternative parts that could have been found for less, that adverse carrier will not fully reimburse Liberty Mutual. If so, you as the appraiser may be liable for any subrogation deficiencies. Given that, ALWAYS write your estimate as accurately as possible, using the most cost-effective parts and only allow for repairs which can be seen in your photos.  </w:t>
       </w:r>
       <w:r>
         <w:br/>
@@ -885,23 +766,7 @@
           <w:b/>
           <w:bCs/>
         </w:rPr>
-        <w:t xml:space="preserve">Anything written on your estimate must be visible in the photos.  If the photos </w:t>
-      </w:r>
-      <w:proofErr w:type="spellStart"/>
-      <w:r>
-        <w:rPr>
-          <w:b/>
-          <w:bCs/>
-        </w:rPr>
-        <w:t>dont</w:t>
-      </w:r>
-      <w:proofErr w:type="spellEnd"/>
-      <w:r>
-        <w:rPr>
-          <w:b/>
-          <w:bCs/>
-        </w:rPr>
-        <w:t xml:space="preserve"> show it, do not write it.</w:t>
+        <w:t>Anything written on your estimate must be visible in the photos.  If the photos dont show it, do not write it.</w:t>
       </w:r>
     </w:p>
     <w:p>
@@ -932,15 +797,7 @@
         </w:numPr>
       </w:pPr>
       <w:r>
-        <w:t xml:space="preserve">At least 4 photos of the </w:t>
-      </w:r>
-      <w:proofErr w:type="gramStart"/>
-      <w:r>
-        <w:t>damage</w:t>
-      </w:r>
-      <w:proofErr w:type="gramEnd"/>
-      <w:r>
-        <w:t xml:space="preserve"> area</w:t>
+        <w:t>At least 4 photos of the damage area</w:t>
       </w:r>
     </w:p>
     <w:p>
@@ -1093,15 +950,7 @@
         </w:numPr>
       </w:pPr>
       <w:r>
-        <w:t xml:space="preserve">Carpet condition (front and rear - be sure to </w:t>
-      </w:r>
-      <w:proofErr w:type="gramStart"/>
-      <w:r>
-        <w:t>lift up</w:t>
-      </w:r>
-      <w:proofErr w:type="gramEnd"/>
-      <w:r>
-        <w:t xml:space="preserve"> floor mats)</w:t>
+        <w:t>Carpet condition (front and rear - be sure to lift up floor mats)</w:t>
       </w:r>
     </w:p>
     <w:p>
@@ -1189,15 +1038,7 @@
         </w:numPr>
       </w:pPr>
       <w:r>
-        <w:t xml:space="preserve">Any other </w:t>
-      </w:r>
-      <w:proofErr w:type="gramStart"/>
-      <w:r>
-        <w:t>needed photos</w:t>
-      </w:r>
-      <w:proofErr w:type="gramEnd"/>
-      <w:r>
-        <w:t xml:space="preserve"> to depict damage, UPD or conditioning</w:t>
+        <w:t>Any other needed photos to depict damage, UPD or conditioning</w:t>
       </w:r>
     </w:p>
     <w:p>
@@ -1223,13 +1064,8 @@
       </w:r>
     </w:p>
     <w:p>
-      <w:proofErr w:type="gramStart"/>
-      <w:r>
-        <w:t>  Yes</w:t>
-      </w:r>
-      <w:proofErr w:type="gramEnd"/>
-      <w:r>
-        <w:t xml:space="preserve"> - Release a copy of the estimate to vehicle owner and or repair facility. </w:t>
+      <w:r>
+        <w:t>  Yes - Release a copy of the estimate to vehicle owner and or repair facility. </w:t>
       </w:r>
     </w:p>
     <w:p>
@@ -1307,31 +1143,7 @@
         </w:numPr>
       </w:pPr>
       <w:r>
-        <w:t xml:space="preserve">Complete LKQ Suspension Knee assemblies are OK, but don’t write for individual LKQ suspension </w:t>
-      </w:r>
-      <w:proofErr w:type="gramStart"/>
-      <w:r>
-        <w:t>item</w:t>
-      </w:r>
-      <w:proofErr w:type="gramEnd"/>
-      <w:r>
-        <w:t xml:space="preserve"> such as a control arm or knuckle. </w:t>
-      </w:r>
-      <w:proofErr w:type="gramStart"/>
-      <w:r>
-        <w:t>Estimate for</w:t>
-      </w:r>
-      <w:proofErr w:type="gramEnd"/>
-      <w:r>
-        <w:t xml:space="preserve"> the entire knee assembly and let the shop use the parts they need.  </w:t>
-      </w:r>
-      <w:proofErr w:type="gramStart"/>
-      <w:r>
-        <w:t>OH</w:t>
-      </w:r>
-      <w:proofErr w:type="gramEnd"/>
-      <w:r>
-        <w:t xml:space="preserve"> time should be allowed for the assembly.</w:t>
+        <w:t>Complete LKQ Suspension Knee assemblies are OK, but don’t write for individual LKQ suspension item such as a control arm or knuckle. Estimate for the entire knee assembly and let the shop use the parts they need.  OH time should be allowed for the assembly.</w:t>
       </w:r>
     </w:p>
     <w:p>
@@ -1364,23 +1176,7 @@
         </w:numPr>
       </w:pPr>
       <w:r>
-        <w:t xml:space="preserve">Transferable parts on a LKQ assembly should not be replaced unless physically damaged.  You must confirm the part on the LKQ assembly is damaged before adding it to your estimate. (i.e. </w:t>
-      </w:r>
-      <w:proofErr w:type="spellStart"/>
-      <w:r>
-        <w:t>moulding</w:t>
-      </w:r>
-      <w:proofErr w:type="spellEnd"/>
-      <w:r>
-        <w:t xml:space="preserve"> on </w:t>
-      </w:r>
-      <w:proofErr w:type="gramStart"/>
-      <w:r>
-        <w:t>a LKQ</w:t>
-      </w:r>
-      <w:proofErr w:type="gramEnd"/>
-      <w:r>
-        <w:t xml:space="preserve"> door)</w:t>
+        <w:t>Transferable parts on a LKQ assembly should not be replaced unless physically damaged.  You must confirm the part on the LKQ assembly is damaged before adding it to your estimate. (i.e. moulding on a LKQ door)</w:t>
       </w:r>
     </w:p>
     <w:p>
@@ -1435,15 +1231,7 @@
         </w:numPr>
       </w:pPr>
       <w:r>
-        <w:t xml:space="preserve">Fill out the CCC Valuation form in its entirety and call into </w:t>
-      </w:r>
-      <w:proofErr w:type="gramStart"/>
-      <w:r>
-        <w:t>CCC  Include</w:t>
-      </w:r>
-      <w:proofErr w:type="gramEnd"/>
-      <w:r>
-        <w:t xml:space="preserve"> the request number in your Appraiser Report.</w:t>
+        <w:t>Fill out the CCC Valuation form in its entirety and call into CCC  Include the request number in your Appraiser Report.</w:t>
       </w:r>
     </w:p>
     <w:p>
@@ -1476,15 +1264,7 @@
         </w:numPr>
       </w:pPr>
       <w:r>
-        <w:t xml:space="preserve">CCC </w:t>
-      </w:r>
-      <w:proofErr w:type="gramStart"/>
-      <w:r>
-        <w:t>ID’s</w:t>
-      </w:r>
-      <w:proofErr w:type="gramEnd"/>
-      <w:r>
-        <w:t xml:space="preserve"> for Liberty and Safeco:</w:t>
+        <w:t>CCC ID’s for Liberty and Safeco:</w:t>
       </w:r>
     </w:p>
     <w:p>
@@ -1540,23 +1320,7 @@
       </w:pPr>
       <w:r>
         <w:lastRenderedPageBreak/>
-        <w:t xml:space="preserve">Before you leave the shop, always discuss and attempt to negotiate any </w:t>
-      </w:r>
-      <w:proofErr w:type="gramStart"/>
-      <w:r>
-        <w:t>tow</w:t>
-      </w:r>
-      <w:proofErr w:type="gramEnd"/>
-      <w:r>
-        <w:t xml:space="preserve">, storage or advance charges i.e. partial repairs, teardowns, etc. </w:t>
-      </w:r>
-      <w:proofErr w:type="gramStart"/>
-      <w:r>
-        <w:t>And,</w:t>
-      </w:r>
-      <w:proofErr w:type="gramEnd"/>
-      <w:r>
-        <w:t xml:space="preserve"> explain these negotiations in your Appraisal Report.</w:t>
+        <w:t>Before you leave the shop, always discuss and attempt to negotiate any tow, storage or advance charges i.e. partial repairs, teardowns, etc. And, explain these negotiations in your Appraisal Report.</w:t>
       </w:r>
     </w:p>
     <w:p>
@@ -1589,23 +1353,7 @@
         </w:numPr>
       </w:pPr>
       <w:r>
-        <w:t xml:space="preserve">All other states call for a Copart </w:t>
-      </w:r>
-      <w:proofErr w:type="spellStart"/>
-      <w:r>
-        <w:t>ProQuote</w:t>
-      </w:r>
-      <w:proofErr w:type="spellEnd"/>
-      <w:r>
-        <w:t xml:space="preserve"> 800 269 4885 or </w:t>
-      </w:r>
-      <w:proofErr w:type="gramStart"/>
-      <w:r>
-        <w:t>Log</w:t>
-      </w:r>
-      <w:proofErr w:type="gramEnd"/>
-      <w:r>
-        <w:t xml:space="preserve"> in to the website: </w:t>
+        <w:t>All other states call for a Copart ProQuote 800 269 4885 or Log in to the website: </w:t>
       </w:r>
       <w:hyperlink r:id="rId9" w:history="1">
         <w:r>
@@ -1671,15 +1419,7 @@
         </w:numPr>
       </w:pPr>
       <w:r>
-        <w:t xml:space="preserve">Total Loss </w:t>
-      </w:r>
-      <w:proofErr w:type="gramStart"/>
-      <w:r>
-        <w:t>threshold for</w:t>
-      </w:r>
-      <w:proofErr w:type="gramEnd"/>
-      <w:r>
-        <w:t xml:space="preserve"> should be considered between 60%-70% of NADA Adjusted Retail Value. (When determining T/L, make sure you take into consideration your estimate and any potential supplements) </w:t>
+        <w:t>Total Loss threshold for should be considered between 60%-70% of NADA Adjusted Retail Value. (When determining T/L, make sure you take into consideration your estimate and any potential supplements) </w:t>
       </w:r>
     </w:p>
     <w:p>
@@ -1705,13 +1445,8 @@
       </w:r>
     </w:p>
     <w:p>
-      <w:proofErr w:type="gramStart"/>
-      <w:r>
-        <w:t>  Do</w:t>
-      </w:r>
-      <w:proofErr w:type="gramEnd"/>
-      <w:r>
-        <w:t xml:space="preserve"> not include towing, storage or teardown charges in estimate. List in Appraisal Report comments only and include a copy of the invoice/bill with your upload.</w:t>
+      <w:r>
+        <w:t>  Do not include towing, storage or teardown charges in estimate. List in Appraisal Report comments only and include a copy of the invoice/bill with your upload.</w:t>
       </w:r>
     </w:p>
     <w:p>
@@ -1789,15 +1524,7 @@
         </w:numPr>
       </w:pPr>
       <w:r>
-        <w:t xml:space="preserve">Apply betterment/depreciation on both insured and claimant vehicles on parts with a limited life </w:t>
-      </w:r>
-      <w:proofErr w:type="gramStart"/>
-      <w:r>
-        <w:t>expectancy;</w:t>
-      </w:r>
-      <w:proofErr w:type="gramEnd"/>
-      <w:r>
-        <w:t xml:space="preserve"> Tires, Batteries, Shocks, Mechanical etc.  </w:t>
+        <w:t>Apply betterment/depreciation on both insured and claimant vehicles on parts with a limited life expectancy; Tires, Batteries, Shocks, Mechanical etc.  </w:t>
       </w:r>
     </w:p>
     <w:p>
@@ -1830,15 +1557,7 @@
         </w:numPr>
       </w:pPr>
       <w:r>
-        <w:t xml:space="preserve">No deductions should be taken on vehicles </w:t>
-      </w:r>
-      <w:proofErr w:type="gramStart"/>
-      <w:r>
-        <w:t>with</w:t>
-      </w:r>
-      <w:proofErr w:type="gramEnd"/>
-      <w:r>
-        <w:t xml:space="preserve"> less than 12,000 miles. On OEM parts, apply 1% betterment per 1,000 miles after 12,000 miles, not to exceed 75% of the cost on items subject to wear and tear. No deduction for betterment on aftermarket, reconditioned, rebuilt or remanufactured parts is to be applied. Note: Your state-specific regulations may further limit application of betterment.</w:t>
+        <w:t>No deductions should be taken on vehicles with less than 12,000 miles. On OEM parts, apply 1% betterment per 1,000 miles after 12,000 miles, not to exceed 75% of the cost on items subject to wear and tear. No deduction for betterment on aftermarket, reconditioned, rebuilt or remanufactured parts is to be applied. Note: Your state-specific regulations may further limit application of betterment.</w:t>
       </w:r>
     </w:p>
     <w:p>
@@ -1871,7 +1590,7 @@
         </w:numPr>
       </w:pPr>
       <w:r>
-        <w:t>Complete the Core appraisal report in its entirety and provide specific detailed inspection notes.</w:t>
+        <w:t>Complete the appraisal report in its entirety and provide specific detailed inspection notes.</w:t>
       </w:r>
     </w:p>
     <w:p>
@@ -1893,23 +1612,7 @@
         </w:numPr>
       </w:pPr>
       <w:r>
-        <w:t xml:space="preserve">Comment </w:t>
-      </w:r>
-      <w:proofErr w:type="gramStart"/>
-      <w:r>
-        <w:t>in</w:t>
-      </w:r>
-      <w:proofErr w:type="gramEnd"/>
-      <w:r>
-        <w:t xml:space="preserve"> your Appraisal </w:t>
-      </w:r>
-      <w:proofErr w:type="gramStart"/>
-      <w:r>
-        <w:t>Report</w:t>
-      </w:r>
-      <w:proofErr w:type="gramEnd"/>
-      <w:r>
-        <w:t xml:space="preserve"> the "Approximate Market Value" of the unit. </w:t>
+        <w:t>Comment in your Appraisal Report the "Approximate Market Value" of the unit. </w:t>
       </w:r>
     </w:p>
     <w:p>
@@ -2042,39 +1745,7 @@
         </w:numPr>
       </w:pPr>
       <w:r>
-        <w:t xml:space="preserve">IF THE VEHICLE IS NOT AT A SHOP: Do not include any </w:t>
-      </w:r>
-      <w:proofErr w:type="gramStart"/>
-      <w:r>
-        <w:t>add-on’s</w:t>
-      </w:r>
-      <w:proofErr w:type="gramEnd"/>
-      <w:r>
-        <w:t xml:space="preserve"> such as Blends, R&amp;I, De-nib, Feather/Block, </w:t>
-      </w:r>
-      <w:proofErr w:type="spellStart"/>
-      <w:r>
-        <w:t>etc</w:t>
-      </w:r>
-      <w:proofErr w:type="spellEnd"/>
-      <w:r>
-        <w:t xml:space="preserve"> </w:t>
-      </w:r>
-      <w:proofErr w:type="gramStart"/>
-      <w:r>
-        <w:t>on</w:t>
-      </w:r>
-      <w:proofErr w:type="gramEnd"/>
-      <w:r>
-        <w:t xml:space="preserve"> your estimate. The only add-on to an estimate should be ‘Hazardous Waste Removal’ @ 4.00…nothing else. No other add-on items should be estimated until the vehicle is at a </w:t>
-      </w:r>
-      <w:proofErr w:type="gramStart"/>
-      <w:r>
-        <w:t>shop</w:t>
-      </w:r>
-      <w:proofErr w:type="gramEnd"/>
-      <w:r>
-        <w:t xml:space="preserve"> and the items are negotiated.</w:t>
+        <w:t>IF THE VEHICLE IS NOT AT A SHOP: Do not include any add-on’s such as Blends, R&amp;I, De-nib, Feather/Block, etc on your estimate. The only add-on to an estimate should be ‘Hazardous Waste Removal’ @ 4.00…nothing else. No other add-on items should be estimated until the vehicle is at a shop and the items are negotiated.</w:t>
       </w:r>
     </w:p>
     <w:p>
@@ -2107,15 +1778,7 @@
         </w:numPr>
       </w:pPr>
       <w:r>
-        <w:t xml:space="preserve">Flex Additive (All auto paint already has Flex Additive in it) unless the shop can provide </w:t>
-      </w:r>
-      <w:proofErr w:type="gramStart"/>
-      <w:r>
-        <w:t>supports</w:t>
-      </w:r>
-      <w:proofErr w:type="gramEnd"/>
-      <w:r>
-        <w:t xml:space="preserve"> that it was required</w:t>
+        <w:t>Flex Additive (All auto paint already has Flex Additive in it) unless the shop can provide supports that it was required</w:t>
       </w:r>
     </w:p>
     <w:p>
@@ -2137,15 +1800,7 @@
         </w:numPr>
       </w:pPr>
       <w:r>
-        <w:t xml:space="preserve">Color Sand &amp; Buff (Unless it’s a custom </w:t>
-      </w:r>
-      <w:proofErr w:type="gramStart"/>
-      <w:r>
-        <w:t>paint</w:t>
-      </w:r>
-      <w:proofErr w:type="gramEnd"/>
-      <w:r>
-        <w:t xml:space="preserve"> job with no orange peel at all, don’t allow it)</w:t>
+        <w:t>Color Sand &amp; Buff (Unless it’s a custom paint job with no orange peel at all, don’t allow it)</w:t>
       </w:r>
     </w:p>
     <w:p>
@@ -2156,15 +1811,7 @@
         </w:numPr>
       </w:pPr>
       <w:r>
-        <w:t xml:space="preserve">Cover Car – (This is included in Audatex and CCC refinishing </w:t>
-      </w:r>
-      <w:proofErr w:type="gramStart"/>
-      <w:r>
-        <w:t>times)  Only</w:t>
-      </w:r>
-      <w:proofErr w:type="gramEnd"/>
-      <w:r>
-        <w:t xml:space="preserve"> ONE car cover per estimate if needed</w:t>
+        <w:t>Cover Car – (This is included in Audatex and CCC refinishing times)  Only ONE car cover per estimate if needed</w:t>
       </w:r>
     </w:p>
     <w:p>
@@ -2187,15 +1834,7 @@
         </w:numPr>
       </w:pPr>
       <w:r>
-        <w:t xml:space="preserve">Corrosion Protection (Only </w:t>
-      </w:r>
-      <w:proofErr w:type="gramStart"/>
-      <w:r>
-        <w:t>allow</w:t>
-      </w:r>
-      <w:proofErr w:type="gramEnd"/>
-      <w:r>
-        <w:t xml:space="preserve"> if there is welding involved) There must be a repaired panel on the estimate for this to be allowed.</w:t>
+        <w:t>Corrosion Protection (Only allow if there is welding involved) There must be a repaired panel on the estimate for this to be allowed.</w:t>
       </w:r>
     </w:p>
     <w:p>
@@ -2239,23 +1878,7 @@
         </w:r>
       </w:hyperlink>
       <w:r>
-        <w:t xml:space="preserve"> which sells replacement tape </w:t>
-      </w:r>
-      <w:proofErr w:type="gramStart"/>
-      <w:r>
-        <w:t>template</w:t>
-      </w:r>
-      <w:proofErr w:type="gramEnd"/>
-      <w:r>
-        <w:t xml:space="preserve"> for all emblems. If the emblem price is over 25.00, search the adhesivetemplates.com website for template prices. If you allow for an emblem adhesive template on your estimate, allow </w:t>
-      </w:r>
-      <w:proofErr w:type="gramStart"/>
-      <w:r>
-        <w:t>the shop</w:t>
-      </w:r>
-      <w:proofErr w:type="gramEnd"/>
-      <w:r>
-        <w:t xml:space="preserve"> .1 to clean the old tape off the emblem.      </w:t>
+        <w:t> which sells replacement tape template for all emblems. If the emblem price is over 25.00, search the adhesivetemplates.com website for template prices. If you allow for an emblem adhesive template on your estimate, allow the shop .1 to clean the old tape off the emblem.      </w:t>
       </w:r>
     </w:p>
     <w:p>
@@ -2288,15 +1911,7 @@
         </w:numPr>
       </w:pPr>
       <w:r>
-        <w:t xml:space="preserve">Freon- R134 up to $10 per pound, not to exceed $30 (avg vehicle holds 1.8 </w:t>
-      </w:r>
-      <w:proofErr w:type="spellStart"/>
-      <w:r>
-        <w:t>lbs</w:t>
-      </w:r>
-      <w:proofErr w:type="spellEnd"/>
-      <w:r>
-        <w:t>)</w:t>
+        <w:t>Freon- R134 up to $10 per pound, not to exceed $30 (avg vehicle holds 1.8 lbs)</w:t>
       </w:r>
     </w:p>
     <w:p>
@@ -2318,23 +1933,7 @@
         </w:numPr>
       </w:pPr>
       <w:r>
-        <w:t xml:space="preserve">Tape stripe 0.2 </w:t>
-      </w:r>
-      <w:proofErr w:type="gramStart"/>
-      <w:r>
-        <w:t>hour</w:t>
-      </w:r>
-      <w:proofErr w:type="gramEnd"/>
-      <w:r>
-        <w:t xml:space="preserve"> per panel not to exceed .5 </w:t>
-      </w:r>
-      <w:proofErr w:type="gramStart"/>
-      <w:r>
-        <w:t>hour</w:t>
-      </w:r>
-      <w:proofErr w:type="gramEnd"/>
-      <w:r>
-        <w:t>, allow 10.00 for materials.</w:t>
+        <w:t>Tape stripe 0.2 hour per panel not to exceed .5 hour, allow 10.00 for materials.</w:t>
       </w:r>
     </w:p>
     <w:p>
@@ -2345,23 +1944,7 @@
         </w:numPr>
       </w:pPr>
       <w:r>
-        <w:t xml:space="preserve">Painted stripe </w:t>
-      </w:r>
-      <w:proofErr w:type="gramStart"/>
-      <w:r>
-        <w:t>0.4 hour</w:t>
-      </w:r>
-      <w:proofErr w:type="gramEnd"/>
-      <w:r>
-        <w:t xml:space="preserve"> first panel, </w:t>
-      </w:r>
-      <w:proofErr w:type="gramStart"/>
-      <w:r>
-        <w:t>0.2 hour</w:t>
-      </w:r>
-      <w:proofErr w:type="gramEnd"/>
-      <w:r>
-        <w:t xml:space="preserve"> additional panels up to 1.0 hour.</w:t>
+        <w:t>Painted stripe 0.4 hour first panel, 0.2 hour additional panels up to 1.0 hour.</w:t>
       </w:r>
     </w:p>
     <w:p>
@@ -2372,15 +1955,7 @@
         </w:numPr>
       </w:pPr>
       <w:r>
-        <w:t xml:space="preserve">Gravel guard 0.2 </w:t>
-      </w:r>
-      <w:proofErr w:type="spellStart"/>
-      <w:r>
-        <w:t>hr</w:t>
-      </w:r>
-      <w:proofErr w:type="spellEnd"/>
-      <w:r>
-        <w:t xml:space="preserve"> per panel not to exceed 1.0 hour.</w:t>
+        <w:t>Gravel guard 0.2 hr per panel not to exceed 1.0 hour.</w:t>
       </w:r>
     </w:p>
     <w:p>
